--- a/Templates/BTS/BIÊN BẢN THỎA THUẬN BTS - Templates.docx
+++ b/Templates/BTS/BIÊN BẢN THỎA THUẬN BTS - Templates.docx
@@ -322,36 +322,9 @@
           <w:b w:val="0"/>
           <w:sz w:val="26"/>
           <w:szCs w:val="26"/>
-        </w:rPr>
-        <w:t>đặt trạm phát sóng di động</w:t>
-      </w:r>
-      <w:r>
-        <w:rPr>
-          <w:rFonts w:asciiTheme="majorHAnsi" w:hAnsiTheme="majorHAnsi" w:cstheme="majorHAnsi"/>
-          <w:b w:val="0"/>
-          <w:sz w:val="26"/>
-          <w:szCs w:val="26"/>
-        </w:rPr>
-        <w:t xml:space="preserve"> </w:t>
-      </w:r>
-      <w:r>
-        <w:rPr>
-          <w:rFonts w:asciiTheme="majorHAnsi" w:hAnsiTheme="majorHAnsi" w:cstheme="majorHAnsi"/>
-          <w:b w:val="0"/>
-          <w:sz w:val="26"/>
-          <w:szCs w:val="26"/>
           <w:lang w:val="en-US"/>
         </w:rPr>
-        <w:t>-</w:t>
-      </w:r>
-      <w:r>
-        <w:rPr>
-          <w:rFonts w:asciiTheme="majorHAnsi" w:hAnsiTheme="majorHAnsi" w:cstheme="majorHAnsi"/>
-          <w:b w:val="0"/>
-          <w:sz w:val="26"/>
-          <w:szCs w:val="26"/>
-        </w:rPr>
-        <w:t xml:space="preserve"> </w:t>
+        <w:t xml:space="preserve">đặt </w:t>
       </w:r>
       <w:r>
         <w:rPr>
@@ -757,7 +730,7 @@
       </w:tr>
       <w:tr>
         <w:trPr>
-          <w:trHeight w:val="145"/>
+          <w:trHeight w:val="417"/>
         </w:trPr>
         <w:tc>
           <w:tcPr>
@@ -883,7 +856,7 @@
       </w:tr>
       <w:tr>
         <w:trPr>
-          <w:trHeight w:val="820"/>
+          <w:trHeight w:val="721"/>
         </w:trPr>
         <w:tc>
           <w:tcPr>
@@ -995,7 +968,7 @@
       </w:tr>
       <w:tr>
         <w:trPr>
-          <w:trHeight w:val="698"/>
+          <w:trHeight w:val="317"/>
         </w:trPr>
         <w:tc>
           <w:tcPr>
@@ -1109,7 +1082,7 @@
       </w:tr>
       <w:tr>
         <w:trPr>
-          <w:trHeight w:val="487"/>
+          <w:trHeight w:val="511"/>
         </w:trPr>
         <w:tc>
           <w:tcPr>
@@ -1506,7 +1479,7 @@
       </w:tr>
       <w:tr>
         <w:trPr>
-          <w:trHeight w:val="421"/>
+          <w:trHeight w:val="95"/>
           <w:jc w:val="center"/>
         </w:trPr>
         <w:tc>
@@ -1586,7 +1559,7 @@
       </w:tr>
       <w:tr>
         <w:trPr>
-          <w:trHeight w:val="459"/>
+          <w:trHeight w:val="402"/>
           <w:jc w:val="center"/>
         </w:trPr>
         <w:tc>
@@ -1667,7 +1640,7 @@
       </w:tr>
       <w:tr>
         <w:trPr>
-          <w:trHeight w:val="438"/>
+          <w:trHeight w:val="254"/>
           <w:jc w:val="center"/>
         </w:trPr>
         <w:tc>
@@ -1755,7 +1728,7 @@
       </w:tr>
       <w:tr>
         <w:trPr>
-          <w:trHeight w:val="416"/>
+          <w:trHeight w:val="95"/>
           <w:jc w:val="center"/>
         </w:trPr>
         <w:tc>
@@ -1996,7 +1969,6 @@
           <w:sz w:val="28"/>
           <w:szCs w:val="28"/>
         </w:rPr>
-        <w:lastRenderedPageBreak/>
         <w:t xml:space="preserve">Hai bên ký kết </w:t>
       </w:r>
       <w:r>
@@ -2054,6 +2026,7 @@
           <w:sz w:val="28"/>
           <w:szCs w:val="28"/>
         </w:rPr>
+        <w:lastRenderedPageBreak/>
         <w:t>Điều 1: Nội dung thỏa thuận</w:t>
       </w:r>
       <w:r>
@@ -2128,7 +2101,7 @@
     <w:tbl>
       <w:tblPr>
         <w:tblStyle w:val="TableGrid1"/>
-        <w:tblW w:w="9356" w:type="dxa"/>
+        <w:tblW w:w="9639" w:type="dxa"/>
         <w:tblInd w:w="-5" w:type="dxa"/>
         <w:tblLook w:val="04A0" w:firstRow="1" w:lastRow="0" w:firstColumn="1" w:lastColumn="0" w:noHBand="0" w:noVBand="1"/>
       </w:tblPr>
@@ -2136,7 +2109,7 @@
         <w:gridCol w:w="1612"/>
         <w:gridCol w:w="372"/>
         <w:gridCol w:w="3556"/>
-        <w:gridCol w:w="3816"/>
+        <w:gridCol w:w="4099"/>
       </w:tblGrid>
       <w:tr>
         <w:trPr>
@@ -2199,7 +2172,7 @@
         </w:tc>
         <w:tc>
           <w:tcPr>
-            <w:tcW w:w="7372" w:type="dxa"/>
+            <w:tcW w:w="7655" w:type="dxa"/>
             <w:gridSpan w:val="2"/>
             <w:vAlign w:val="center"/>
           </w:tcPr>
@@ -2291,7 +2264,7 @@
         </w:tc>
         <w:tc>
           <w:tcPr>
-            <w:tcW w:w="7372" w:type="dxa"/>
+            <w:tcW w:w="7655" w:type="dxa"/>
             <w:gridSpan w:val="2"/>
             <w:vAlign w:val="center"/>
           </w:tcPr>
@@ -2378,7 +2351,7 @@
         </w:tc>
         <w:tc>
           <w:tcPr>
-            <w:tcW w:w="7372" w:type="dxa"/>
+            <w:tcW w:w="7655" w:type="dxa"/>
             <w:gridSpan w:val="2"/>
             <w:vAlign w:val="center"/>
           </w:tcPr>
@@ -2492,7 +2465,7 @@
         </w:tc>
         <w:tc>
           <w:tcPr>
-            <w:tcW w:w="3816" w:type="dxa"/>
+            <w:tcW w:w="4099" w:type="dxa"/>
             <w:vAlign w:val="center"/>
           </w:tcPr>
           <w:p>
@@ -2599,7 +2572,7 @@
         </w:tc>
         <w:tc>
           <w:tcPr>
-            <w:tcW w:w="3816" w:type="dxa"/>
+            <w:tcW w:w="4099" w:type="dxa"/>
             <w:vAlign w:val="center"/>
           </w:tcPr>
           <w:p>
@@ -2705,7 +2678,7 @@
         </w:tc>
         <w:tc>
           <w:tcPr>
-            <w:tcW w:w="3816" w:type="dxa"/>
+            <w:tcW w:w="4099" w:type="dxa"/>
             <w:vAlign w:val="center"/>
           </w:tcPr>
           <w:p>
@@ -2811,7 +2784,7 @@
         </w:tc>
         <w:tc>
           <w:tcPr>
-            <w:tcW w:w="3816" w:type="dxa"/>
+            <w:tcW w:w="4099" w:type="dxa"/>
             <w:vAlign w:val="center"/>
           </w:tcPr>
           <w:p>
@@ -2905,7 +2878,7 @@
         </w:tc>
         <w:tc>
           <w:tcPr>
-            <w:tcW w:w="7372" w:type="dxa"/>
+            <w:tcW w:w="7655" w:type="dxa"/>
             <w:gridSpan w:val="2"/>
             <w:vAlign w:val="center"/>
           </w:tcPr>
@@ -2927,7 +2900,21 @@
                 <w:bCs/>
                 <w:szCs w:val="28"/>
               </w:rPr>
-              <w:t>Xây dựng trạm thu phát sóng thông tin (BTS) cho các mạng di động và thiết bị viễn thông kèm theo gồm: Bệ móng lắp đặt thiết bị, vị trí dựng cột anten tự đứng Monopole cao 30m.</w:t>
+              <w:t>Xây dựng trạm thu phát sóng thông tin (BTS) cho các mạng di động và thiết bị viễn thông kèm theo gồm: Bệ móng lắp đặt thiết bị,</w:t>
+            </w:r>
+            <w:r>
+              <w:rPr>
+                <w:bCs/>
+                <w:szCs w:val="28"/>
+              </w:rPr>
+              <w:t xml:space="preserve"> </w:t>
+            </w:r>
+            <w:r>
+              <w:rPr>
+                <w:bCs/>
+                <w:szCs w:val="28"/>
+              </w:rPr>
+              <w:t>vị trí dựng cột anten tự đứng Monopole cao 30m.</w:t>
             </w:r>
           </w:p>
         </w:tc>
@@ -2993,7 +2980,7 @@
         </w:tc>
         <w:tc>
           <w:tcPr>
-            <w:tcW w:w="7372" w:type="dxa"/>
+            <w:tcW w:w="7655" w:type="dxa"/>
             <w:gridSpan w:val="2"/>
             <w:vAlign w:val="center"/>
           </w:tcPr>
@@ -3098,7 +3085,7 @@
         </w:tc>
         <w:tc>
           <w:tcPr>
-            <w:tcW w:w="7372" w:type="dxa"/>
+            <w:tcW w:w="7655" w:type="dxa"/>
             <w:gridSpan w:val="2"/>
             <w:vAlign w:val="center"/>
           </w:tcPr>
@@ -3209,7 +3196,7 @@
         </w:tc>
         <w:tc>
           <w:tcPr>
-            <w:tcW w:w="7372" w:type="dxa"/>
+            <w:tcW w:w="7655" w:type="dxa"/>
             <w:gridSpan w:val="2"/>
             <w:vAlign w:val="center"/>
           </w:tcPr>
@@ -3531,8 +3518,16 @@
           <w:sz w:val="28"/>
           <w:szCs w:val="28"/>
         </w:rPr>
+        <w:t xml:space="preserve">Được yêu cầu Bên B dịch chuyển trạm BTS, trong trường hợp trạm nằm trong </w:t>
+      </w:r>
+      <w:r>
+        <w:rPr>
+          <w:rFonts w:asciiTheme="majorHAnsi" w:hAnsiTheme="majorHAnsi" w:cstheme="majorHAnsi"/>
+          <w:sz w:val="28"/>
+          <w:szCs w:val="28"/>
+        </w:rPr>
         <w:lastRenderedPageBreak/>
-        <w:t>Được yêu cầu Bên B dịch chuyển trạm BTS, trong trường hợp trạm nằm trong khu vực thuộc phạm vi quy hoạch của Bên A cho các công trình trọng điểm, đã được cơ quan có thẩm quyền cho phép;</w:t>
+        <w:t>khu vực thuộc phạm vi quy hoạch của Bên A cho các công trình trọng điểm, đã được cơ quan có thẩm quyền cho phép;</w:t>
       </w:r>
     </w:p>
     <w:p>
@@ -4370,7 +4365,6 @@
           <w:szCs w:val="28"/>
           <w:lang w:val="en-US"/>
         </w:rPr>
-        <w:lastRenderedPageBreak/>
         <w:t xml:space="preserve"> </w:t>
       </w:r>
       <w:r>
@@ -4420,6 +4414,7 @@
           <w:szCs w:val="28"/>
           <w:lang w:val="en-US"/>
         </w:rPr>
+        <w:lastRenderedPageBreak/>
         <w:t xml:space="preserve"> </w:t>
       </w:r>
       <w:r>
@@ -5044,16 +5039,7 @@
           <w:sz w:val="28"/>
           <w:szCs w:val="28"/>
         </w:rPr>
-        <w:t xml:space="preserve">Cán bộ, công nhân viên Bên B khi đến trạm làm nhiệm vụ phải đeo thẻ, xuất </w:t>
-      </w:r>
-      <w:r>
-        <w:rPr>
-          <w:rFonts w:asciiTheme="majorHAnsi" w:hAnsiTheme="majorHAnsi" w:cstheme="majorHAnsi"/>
-          <w:sz w:val="28"/>
-          <w:szCs w:val="28"/>
-        </w:rPr>
-        <w:lastRenderedPageBreak/>
-        <w:t>trình giấy tờ khi vào trạm;</w:t>
+        <w:t>Cán bộ, công nhân viên Bên B khi đến trạm làm nhiệm vụ phải đeo thẻ, xuất trình giấy tờ khi vào trạm;</w:t>
       </w:r>
     </w:p>
     <w:p>
@@ -5082,6 +5068,7 @@
           <w:sz w:val="28"/>
           <w:szCs w:val="28"/>
         </w:rPr>
+        <w:lastRenderedPageBreak/>
         <w:t xml:space="preserve">Trong thời gian </w:t>
       </w:r>
       <w:r>
@@ -5895,7 +5882,7 @@
           <w:sz w:val="28"/>
           <w:szCs w:val="28"/>
         </w:rPr>
-        <w:t xml:space="preserve">thuận </w:t>
+        <w:t xml:space="preserve">thuận trong những trường hợp bất khả kháng. Và hai Bên phải thông báo cho nhau bằng </w:t>
       </w:r>
       <w:r>
         <w:rPr>
@@ -5904,7 +5891,7 @@
           <w:szCs w:val="28"/>
         </w:rPr>
         <w:lastRenderedPageBreak/>
-        <w:t>trong những trường hợp bất khả kháng. Và hai Bên phải thông báo cho nhau bằng văn bản và cùng đồng thuận.</w:t>
+        <w:t>văn bản và cùng đồng thuận.</w:t>
       </w:r>
     </w:p>
     <w:p>
@@ -6621,7 +6608,8 @@
     <w:tbl>
       <w:tblPr>
         <w:tblStyle w:val="TableGrid"/>
-        <w:tblW w:w="5000" w:type="pct"/>
+        <w:tblW w:w="5203" w:type="pct"/>
+        <w:tblInd w:w="-284" w:type="dxa"/>
         <w:tblBorders>
           <w:top w:val="none" w:sz="0" w:space="0" w:color="auto"/>
           <w:left w:val="none" w:sz="0" w:space="0" w:color="auto"/>
@@ -6634,16 +6622,81 @@
       </w:tblPr>
       <w:tblGrid>
         <w:gridCol w:w="4396"/>
-        <w:gridCol w:w="991"/>
-        <w:gridCol w:w="4018"/>
+        <w:gridCol w:w="566"/>
+        <w:gridCol w:w="4825"/>
       </w:tblGrid>
       <w:tr>
         <w:trPr>
-          <w:trHeight w:val="427"/>
+          <w:trHeight w:val="782"/>
         </w:trPr>
         <w:tc>
           <w:tcPr>
-            <w:tcW w:w="2337" w:type="pct"/>
+            <w:tcW w:w="2246" w:type="pct"/>
+            <w:vAlign w:val="center"/>
+          </w:tcPr>
+          <w:p>
+            <w:pPr>
+              <w:pStyle w:val="Bodytext30"/>
+              <w:spacing w:before="120" w:after="80" w:line="276" w:lineRule="auto"/>
+              <w:ind w:firstLine="0"/>
+              <w:contextualSpacing/>
+              <w:rPr>
+                <w:rFonts w:asciiTheme="majorHAnsi" w:hAnsiTheme="majorHAnsi" w:cstheme="majorHAnsi"/>
+                <w:sz w:val="28"/>
+                <w:lang w:val="en-US"/>
+              </w:rPr>
+            </w:pPr>
+            <w:r>
+              <w:rPr>
+                <w:rFonts w:asciiTheme="majorHAnsi" w:hAnsiTheme="majorHAnsi" w:cstheme="majorHAnsi"/>
+                <w:sz w:val="28"/>
+              </w:rPr>
+              <w:t xml:space="preserve">Công ty </w:t>
+            </w:r>
+            <w:r>
+              <w:rPr>
+                <w:rFonts w:asciiTheme="majorHAnsi" w:hAnsiTheme="majorHAnsi" w:cstheme="majorHAnsi"/>
+                <w:sz w:val="28"/>
+                <w:lang w:val="en-US"/>
+              </w:rPr>
+              <w:t>C</w:t>
+            </w:r>
+            <w:r>
+              <w:rPr>
+                <w:rFonts w:asciiTheme="majorHAnsi" w:hAnsiTheme="majorHAnsi" w:cstheme="majorHAnsi"/>
+                <w:sz w:val="28"/>
+              </w:rPr>
+              <w:t>ổ phần ETELCOM</w:t>
+            </w:r>
+          </w:p>
+          <w:p>
+            <w:pPr>
+              <w:pStyle w:val="Bodytext30"/>
+              <w:shd w:val="clear" w:color="auto" w:fill="auto"/>
+              <w:spacing w:before="120" w:after="80" w:line="276" w:lineRule="auto"/>
+              <w:ind w:firstLine="0"/>
+              <w:rPr>
+                <w:rFonts w:asciiTheme="majorHAnsi" w:hAnsiTheme="majorHAnsi" w:cstheme="majorHAnsi"/>
+                <w:sz w:val="28"/>
+                <w:szCs w:val="28"/>
+                <w:lang w:val="en-US"/>
+              </w:rPr>
+            </w:pPr>
+            <w:r>
+              <w:rPr>
+                <w:rFonts w:asciiTheme="majorHAnsi" w:hAnsiTheme="majorHAnsi" w:cstheme="majorHAnsi"/>
+                <w:sz w:val="28"/>
+                <w:szCs w:val="28"/>
+                <w:lang w:val="en-US"/>
+              </w:rPr>
+              <w:t>Tổng Giám đốc</w:t>
+            </w:r>
+          </w:p>
+        </w:tc>
+        <w:tc>
+          <w:tcPr>
+            <w:tcW w:w="289" w:type="pct"/>
+            <w:vAlign w:val="center"/>
           </w:tcPr>
           <w:p>
             <w:pPr>
@@ -6658,46 +6711,129 @@
                 <w:lang w:val="en-US"/>
               </w:rPr>
             </w:pPr>
-            <w:r>
-              <w:rPr>
-                <w:rFonts w:asciiTheme="majorHAnsi" w:hAnsiTheme="majorHAnsi" w:cstheme="majorHAnsi"/>
-                <w:sz w:val="28"/>
-                <w:szCs w:val="28"/>
-              </w:rPr>
-              <w:t>ĐẠI DIỆN BÊN B</w:t>
-            </w:r>
           </w:p>
         </w:tc>
         <w:tc>
           <w:tcPr>
-            <w:tcW w:w="527" w:type="pct"/>
+            <w:tcW w:w="2465" w:type="pct"/>
+            <w:vAlign w:val="center"/>
           </w:tcPr>
           <w:p>
             <w:pPr>
               <w:pStyle w:val="Bodytext30"/>
               <w:shd w:val="clear" w:color="auto" w:fill="auto"/>
-              <w:spacing w:before="120" w:after="80" w:line="276" w:lineRule="auto"/>
+              <w:spacing w:line="276" w:lineRule="auto"/>
               <w:ind w:firstLine="0"/>
               <w:rPr>
                 <w:rFonts w:asciiTheme="majorHAnsi" w:hAnsiTheme="majorHAnsi" w:cstheme="majorHAnsi"/>
                 <w:sz w:val="28"/>
-                <w:szCs w:val="28"/>
                 <w:lang w:val="en-US"/>
               </w:rPr>
             </w:pPr>
+            <w:r>
+              <w:rPr>
+                <w:rFonts w:asciiTheme="majorHAnsi" w:hAnsiTheme="majorHAnsi" w:cstheme="majorHAnsi"/>
+                <w:sz w:val="28"/>
+              </w:rPr>
+              <w:t xml:space="preserve">Công ty </w:t>
+            </w:r>
+            <w:r>
+              <w:rPr>
+                <w:rFonts w:asciiTheme="majorHAnsi" w:hAnsiTheme="majorHAnsi" w:cstheme="majorHAnsi"/>
+                <w:sz w:val="28"/>
+                <w:lang w:val="en-US"/>
+              </w:rPr>
+              <w:t>C</w:t>
+            </w:r>
+            <w:r>
+              <w:rPr>
+                <w:rFonts w:asciiTheme="majorHAnsi" w:hAnsiTheme="majorHAnsi" w:cstheme="majorHAnsi"/>
+                <w:sz w:val="28"/>
+              </w:rPr>
+              <w:t xml:space="preserve">ổ phần </w:t>
+            </w:r>
+            <w:r>
+              <w:rPr>
+                <w:rFonts w:asciiTheme="majorHAnsi" w:hAnsiTheme="majorHAnsi" w:cstheme="majorHAnsi"/>
+                <w:sz w:val="28"/>
+                <w:lang w:val="en-US"/>
+              </w:rPr>
+              <w:t>P</w:t>
+            </w:r>
+            <w:r>
+              <w:rPr>
+                <w:rFonts w:asciiTheme="majorHAnsi" w:hAnsiTheme="majorHAnsi" w:cstheme="majorHAnsi"/>
+                <w:sz w:val="28"/>
+              </w:rPr>
+              <w:t>hát</w:t>
+            </w:r>
+            <w:r>
+              <w:rPr>
+                <w:rFonts w:asciiTheme="majorHAnsi" w:hAnsiTheme="majorHAnsi" w:cstheme="majorHAnsi"/>
+                <w:sz w:val="28"/>
+                <w:lang w:val="en-US"/>
+              </w:rPr>
+              <w:t xml:space="preserve"> t</w:t>
+            </w:r>
+            <w:r>
+              <w:rPr>
+                <w:rFonts w:asciiTheme="majorHAnsi" w:hAnsiTheme="majorHAnsi" w:cstheme="majorHAnsi"/>
+                <w:sz w:val="28"/>
+              </w:rPr>
+              <w:t xml:space="preserve">riển </w:t>
+            </w:r>
+            <w:r>
+              <w:rPr>
+                <w:rFonts w:asciiTheme="majorHAnsi" w:hAnsiTheme="majorHAnsi" w:cstheme="majorHAnsi"/>
+                <w:sz w:val="28"/>
+                <w:lang w:val="en-US"/>
+              </w:rPr>
+              <w:t>Hạ tầng kỹ thuật B</w:t>
+            </w:r>
+            <w:r>
+              <w:rPr>
+                <w:rFonts w:asciiTheme="majorHAnsi" w:hAnsiTheme="majorHAnsi" w:cstheme="majorHAnsi"/>
+                <w:sz w:val="28"/>
+              </w:rPr>
+              <w:t xml:space="preserve">ecamex - </w:t>
+            </w:r>
+            <w:r>
+              <w:rPr>
+                <w:rFonts w:asciiTheme="majorHAnsi" w:hAnsiTheme="majorHAnsi" w:cstheme="majorHAnsi"/>
+                <w:sz w:val="28"/>
+                <w:lang w:val="en-US"/>
+              </w:rPr>
+              <w:t>B</w:t>
+            </w:r>
+            <w:r>
+              <w:rPr>
+                <w:rFonts w:asciiTheme="majorHAnsi" w:hAnsiTheme="majorHAnsi" w:cstheme="majorHAnsi"/>
+                <w:sz w:val="28"/>
+              </w:rPr>
+              <w:t xml:space="preserve">ình </w:t>
+            </w:r>
+            <w:r>
+              <w:rPr>
+                <w:rFonts w:asciiTheme="majorHAnsi" w:hAnsiTheme="majorHAnsi" w:cstheme="majorHAnsi"/>
+                <w:sz w:val="28"/>
+                <w:lang w:val="en-US"/>
+              </w:rPr>
+              <w:t>P</w:t>
+            </w:r>
+            <w:r>
+              <w:rPr>
+                <w:rFonts w:asciiTheme="majorHAnsi" w:hAnsiTheme="majorHAnsi" w:cstheme="majorHAnsi"/>
+                <w:sz w:val="28"/>
+              </w:rPr>
+              <w:t>hước</w:t>
+            </w:r>
           </w:p>
-        </w:tc>
-        <w:tc>
-          <w:tcPr>
-            <w:tcW w:w="2136" w:type="pct"/>
-          </w:tcPr>
           <w:p>
             <w:pPr>
               <w:pStyle w:val="Bodytext30"/>
               <w:shd w:val="clear" w:color="auto" w:fill="auto"/>
-              <w:spacing w:before="120" w:after="80" w:line="276" w:lineRule="auto"/>
+              <w:spacing w:line="276" w:lineRule="auto"/>
               <w:ind w:firstLine="0"/>
-              <w:jc w:val="left"/>
               <w:rPr>
                 <w:rFonts w:asciiTheme="majorHAnsi" w:hAnsiTheme="majorHAnsi" w:cstheme="majorHAnsi"/>
                 <w:sz w:val="28"/>
@@ -6712,100 +6848,12 @@
                 <w:szCs w:val="28"/>
                 <w:lang w:val="en-US"/>
               </w:rPr>
-              <w:t xml:space="preserve">         </w:t>
-            </w:r>
-            <w:r>
-              <w:rPr>
-                <w:rFonts w:asciiTheme="majorHAnsi" w:hAnsiTheme="majorHAnsi" w:cstheme="majorHAnsi"/>
-                <w:sz w:val="28"/>
-                <w:szCs w:val="28"/>
-              </w:rPr>
-              <w:t>ĐẠI DIỆN BÊN A</w:t>
+              <w:t>Tổng Giám đốc</w:t>
             </w:r>
           </w:p>
         </w:tc>
       </w:tr>
     </w:tbl>
-    <w:p>
-      <w:pPr>
-        <w:pStyle w:val="Bodytext30"/>
-        <w:spacing w:before="120" w:after="80" w:line="276" w:lineRule="auto"/>
-        <w:ind w:firstLine="0"/>
-        <w:contextualSpacing/>
-        <w:rPr>
-          <w:rFonts w:asciiTheme="majorHAnsi" w:hAnsiTheme="majorHAnsi" w:cstheme="majorHAnsi"/>
-          <w:b w:val="0"/>
-          <w:i/>
-          <w:sz w:val="28"/>
-          <w:szCs w:val="28"/>
-          <w:lang w:val="en-US"/>
-        </w:rPr>
-      </w:pPr>
-    </w:p>
-    <w:p>
-      <w:pPr>
-        <w:pStyle w:val="Bodytext30"/>
-        <w:spacing w:before="120" w:after="80" w:line="276" w:lineRule="auto"/>
-        <w:ind w:firstLine="0"/>
-        <w:contextualSpacing/>
-        <w:rPr>
-          <w:rFonts w:asciiTheme="majorHAnsi" w:hAnsiTheme="majorHAnsi" w:cstheme="majorHAnsi"/>
-          <w:b w:val="0"/>
-          <w:i/>
-          <w:sz w:val="28"/>
-          <w:szCs w:val="28"/>
-          <w:lang w:val="en-US"/>
-        </w:rPr>
-      </w:pPr>
-    </w:p>
-    <w:p>
-      <w:pPr>
-        <w:pStyle w:val="Bodytext30"/>
-        <w:spacing w:before="120" w:after="80" w:line="276" w:lineRule="auto"/>
-        <w:ind w:firstLine="0"/>
-        <w:contextualSpacing/>
-        <w:rPr>
-          <w:rFonts w:asciiTheme="majorHAnsi" w:hAnsiTheme="majorHAnsi" w:cstheme="majorHAnsi"/>
-          <w:b w:val="0"/>
-          <w:i/>
-          <w:sz w:val="28"/>
-          <w:szCs w:val="28"/>
-          <w:lang w:val="en-US"/>
-        </w:rPr>
-      </w:pPr>
-    </w:p>
-    <w:p>
-      <w:pPr>
-        <w:pStyle w:val="Bodytext30"/>
-        <w:spacing w:before="120" w:after="80" w:line="276" w:lineRule="auto"/>
-        <w:ind w:firstLine="0"/>
-        <w:contextualSpacing/>
-        <w:rPr>
-          <w:rFonts w:asciiTheme="majorHAnsi" w:hAnsiTheme="majorHAnsi" w:cstheme="majorHAnsi"/>
-          <w:b w:val="0"/>
-          <w:i/>
-          <w:sz w:val="28"/>
-          <w:szCs w:val="28"/>
-          <w:lang w:val="en-US"/>
-        </w:rPr>
-      </w:pPr>
-    </w:p>
-    <w:p>
-      <w:pPr>
-        <w:pStyle w:val="Bodytext30"/>
-        <w:spacing w:before="120" w:after="80" w:line="276" w:lineRule="auto"/>
-        <w:ind w:firstLine="0"/>
-        <w:contextualSpacing/>
-        <w:rPr>
-          <w:rFonts w:asciiTheme="majorHAnsi" w:hAnsiTheme="majorHAnsi" w:cstheme="majorHAnsi"/>
-          <w:b w:val="0"/>
-          <w:i/>
-          <w:sz w:val="28"/>
-          <w:szCs w:val="28"/>
-          <w:lang w:val="en-US"/>
-        </w:rPr>
-      </w:pPr>
-    </w:p>
     <w:p>
       <w:pPr>
         <w:pStyle w:val="Bodytext30"/>

--- a/Templates/BTS/BIÊN BẢN THỎA THUẬN BTS - Templates.docx
+++ b/Templates/BTS/BIÊN BẢN THỎA THUẬN BTS - Templates.docx
@@ -626,7 +626,7 @@
       </w:tblGrid>
       <w:tr>
         <w:trPr>
-          <w:trHeight w:val="423"/>
+          <w:trHeight w:val="284"/>
         </w:trPr>
         <w:tc>
           <w:tcPr>
@@ -674,7 +674,6 @@
               </w:tabs>
               <w:spacing w:before="40" w:after="40"/>
               <w:contextualSpacing/>
-              <w:jc w:val="center"/>
               <w:rPr>
                 <w:rFonts w:eastAsia="Times New Roman" w:cs="Times New Roman"/>
                 <w:szCs w:val="28"/>
@@ -694,6 +693,7 @@
         <w:tc>
           <w:tcPr>
             <w:tcW w:w="7691" w:type="dxa"/>
+            <w:vAlign w:val="center"/>
           </w:tcPr>
           <w:p>
             <w:pPr>
@@ -703,7 +703,6 @@
               </w:tabs>
               <w:spacing w:before="40" w:after="40"/>
               <w:contextualSpacing/>
-              <w:jc w:val="both"/>
               <w:rPr>
                 <w:rFonts w:eastAsia="Times New Roman" w:cs="Times New Roman"/>
                 <w:szCs w:val="28"/>
@@ -774,7 +773,6 @@
             <w:pPr>
               <w:spacing w:before="40" w:after="40"/>
               <w:contextualSpacing/>
-              <w:jc w:val="center"/>
               <w:rPr>
                 <w:rFonts w:eastAsia="Times New Roman" w:cs="Times New Roman"/>
                 <w:szCs w:val="28"/>
@@ -805,7 +803,6 @@
               </w:tabs>
               <w:spacing w:before="40" w:after="40"/>
               <w:contextualSpacing/>
-              <w:jc w:val="both"/>
               <w:rPr>
                 <w:rFonts w:eastAsia="Times New Roman" w:cs="Times New Roman"/>
                 <w:b/>
@@ -900,7 +897,6 @@
             <w:pPr>
               <w:spacing w:before="40" w:after="40"/>
               <w:contextualSpacing/>
-              <w:jc w:val="center"/>
               <w:rPr>
                 <w:rFonts w:eastAsia="Times New Roman" w:cs="Times New Roman"/>
                 <w:szCs w:val="28"/>
@@ -1002,7 +998,6 @@
             <w:pPr>
               <w:spacing w:before="40" w:after="40"/>
               <w:contextualSpacing/>
-              <w:jc w:val="center"/>
               <w:rPr>
                 <w:rFonts w:eastAsia="Times New Roman" w:cs="Times New Roman"/>
                 <w:szCs w:val="28"/>
@@ -1028,7 +1023,6 @@
             <w:pPr>
               <w:spacing w:before="40" w:after="40"/>
               <w:contextualSpacing/>
-              <w:jc w:val="both"/>
               <w:rPr>
                 <w:rFonts w:eastAsia="Times New Roman" w:cs="Times New Roman"/>
                 <w:szCs w:val="28"/>
@@ -1062,7 +1056,6 @@
               </w:tabs>
               <w:spacing w:before="40" w:after="40"/>
               <w:contextualSpacing/>
-              <w:jc w:val="both"/>
               <w:rPr>
                 <w:rFonts w:eastAsia="Times New Roman" w:cs="Times New Roman"/>
                 <w:szCs w:val="28"/>
@@ -1126,7 +1119,6 @@
             <w:pPr>
               <w:spacing w:before="40" w:after="40"/>
               <w:contextualSpacing/>
-              <w:jc w:val="center"/>
               <w:rPr>
                 <w:rFonts w:eastAsia="Times New Roman" w:cs="Times New Roman"/>
                 <w:szCs w:val="28"/>
@@ -1156,7 +1148,6 @@
               </w:tabs>
               <w:spacing w:before="40" w:after="40"/>
               <w:contextualSpacing/>
-              <w:jc w:val="both"/>
               <w:rPr>
                 <w:rFonts w:eastAsia="Times New Roman" w:cs="Times New Roman"/>
                 <w:b/>
@@ -1185,6 +1176,7 @@
         <w:tc>
           <w:tcPr>
             <w:tcW w:w="1513" w:type="dxa"/>
+            <w:vAlign w:val="center"/>
           </w:tcPr>
           <w:p>
             <w:pPr>
@@ -1217,12 +1209,12 @@
         <w:tc>
           <w:tcPr>
             <w:tcW w:w="294" w:type="dxa"/>
+            <w:vAlign w:val="center"/>
           </w:tcPr>
           <w:p>
             <w:pPr>
               <w:spacing w:before="40" w:after="40"/>
               <w:contextualSpacing/>
-              <w:jc w:val="center"/>
               <w:rPr>
                 <w:rFonts w:eastAsia="Times New Roman" w:cs="Times New Roman"/>
                 <w:szCs w:val="28"/>
@@ -1242,6 +1234,7 @@
         <w:tc>
           <w:tcPr>
             <w:tcW w:w="7691" w:type="dxa"/>
+            <w:vAlign w:val="center"/>
           </w:tcPr>
           <w:p>
             <w:pPr>
@@ -1251,7 +1244,6 @@
               </w:tabs>
               <w:spacing w:before="40" w:after="40"/>
               <w:contextualSpacing/>
-              <w:jc w:val="both"/>
               <w:rPr>
                 <w:rFonts w:eastAsia="Times New Roman" w:cs="Times New Roman"/>
                 <w:b/>
@@ -1437,7 +1429,6 @@
           <w:p>
             <w:pPr>
               <w:ind w:left="-18"/>
-              <w:jc w:val="center"/>
               <w:rPr>
                 <w:color w:val="0D0D0D" w:themeColor="text1" w:themeTint="F2"/>
                 <w:szCs w:val="28"/>
@@ -1640,7 +1631,7 @@
       </w:tr>
       <w:tr>
         <w:trPr>
-          <w:trHeight w:val="254"/>
+          <w:trHeight w:val="375"/>
           <w:jc w:val="center"/>
         </w:trPr>
         <w:tc>
@@ -1818,6 +1809,7 @@
         <w:tc>
           <w:tcPr>
             <w:tcW w:w="758" w:type="pct"/>
+            <w:vAlign w:val="center"/>
           </w:tcPr>
           <w:p>
             <w:pPr>
@@ -1846,12 +1838,12 @@
         <w:tc>
           <w:tcPr>
             <w:tcW w:w="152" w:type="pct"/>
+            <w:vAlign w:val="center"/>
           </w:tcPr>
           <w:p>
             <w:pPr>
               <w:spacing w:after="120"/>
               <w:ind w:left="-18"/>
-              <w:jc w:val="center"/>
               <w:rPr>
                 <w:color w:val="0D0D0D" w:themeColor="text1" w:themeTint="F2"/>
                 <w:w w:val="95"/>
@@ -3112,14 +3104,6 @@
             </w:r>
             <w:r>
               <w:rPr>
-                <w:bCs/>
-                <w:szCs w:val="28"/>
-                <w:lang w:val="en-US"/>
-              </w:rPr>
-              <w:br/>
-            </w:r>
-            <w:r>
-              <w:rPr>
                 <w:b/>
                 <w:szCs w:val="28"/>
               </w:rPr>
@@ -3556,7 +3540,23 @@
           <w:sz w:val="28"/>
           <w:szCs w:val="28"/>
         </w:rPr>
-        <w:t xml:space="preserve">Được yêu cầu Bên B cho phép các nhà mạng cung cấp dịch vụ viễn thông di động khác thuê lại cột anten Bên B đã xây dựng để phủ sóng di động với giá cước quy định theo </w:t>
+        <w:t xml:space="preserve">Được yêu cầu Bên B cho phép các nhà mạng cung cấp dịch vụ viễn thông di động khác </w:t>
+      </w:r>
+      <w:r>
+        <w:rPr>
+          <w:rFonts w:asciiTheme="majorHAnsi" w:hAnsiTheme="majorHAnsi" w:cstheme="majorHAnsi"/>
+          <w:sz w:val="28"/>
+          <w:szCs w:val="28"/>
+        </w:rPr>
+        <w:t>sử dụng</w:t>
+      </w:r>
+      <w:r>
+        <w:rPr>
+          <w:rFonts w:asciiTheme="majorHAnsi" w:hAnsiTheme="majorHAnsi" w:cstheme="majorHAnsi"/>
+          <w:sz w:val="28"/>
+          <w:szCs w:val="28"/>
+        </w:rPr>
+        <w:t xml:space="preserve"> lại cột anten Bên B đã xây dựng để phủ sóng di động với giá cước quy định theo </w:t>
       </w:r>
       <w:r>
         <w:rPr>
@@ -3913,7 +3913,32 @@
           <w:sz w:val="28"/>
           <w:szCs w:val="28"/>
         </w:rPr>
-        <w:t xml:space="preserve">Có trách nhiệm kiểm tra giấy tờ (thẻ nhân viên Công ty, chứng minh thư...) và tạo điều kiện thuận lợi khi kỹ sư, công nhân viên, chuyên gia Việt </w:t>
+        <w:t>Có trách nhiệm kiểm tra giấy tờ (</w:t>
+      </w:r>
+      <w:r>
+        <w:rPr>
+          <w:rFonts w:asciiTheme="majorHAnsi" w:hAnsiTheme="majorHAnsi" w:cstheme="majorHAnsi"/>
+          <w:sz w:val="28"/>
+          <w:szCs w:val="28"/>
+        </w:rPr>
+        <w:t xml:space="preserve">thẻ nhân viên, </w:t>
+      </w:r>
+      <w:r>
+        <w:rPr>
+          <w:rFonts w:asciiTheme="majorHAnsi" w:hAnsiTheme="majorHAnsi" w:cstheme="majorHAnsi"/>
+          <w:sz w:val="28"/>
+          <w:szCs w:val="28"/>
+          <w:lang w:val="en-US"/>
+        </w:rPr>
+        <w:t xml:space="preserve">căn cước công dân </w:t>
+      </w:r>
+      <w:r>
+        <w:rPr>
+          <w:rFonts w:asciiTheme="majorHAnsi" w:hAnsiTheme="majorHAnsi" w:cstheme="majorHAnsi"/>
+          <w:sz w:val="28"/>
+          <w:szCs w:val="28"/>
+        </w:rPr>
+        <w:t xml:space="preserve">...) và tạo điều kiện thuận lợi khi kỹ sư, công nhân viên, chuyên gia Việt </w:t>
       </w:r>
       <w:r>
         <w:rPr>
@@ -4108,7 +4133,7 @@
           <w:sz w:val="28"/>
           <w:szCs w:val="28"/>
         </w:rPr>
-        <w:t xml:space="preserve">Tạo mọi điều kiện thuận lợi </w:t>
+        <w:t xml:space="preserve">Tạo điều kiện thuận lợi </w:t>
       </w:r>
       <w:r>
         <w:rPr>
@@ -4132,31 +4157,24 @@
           <w:sz w:val="28"/>
           <w:szCs w:val="28"/>
         </w:rPr>
-        <w:t>Đ</w:t>
-      </w:r>
-      <w:r>
-        <w:rPr>
-          <w:rFonts w:asciiTheme="majorHAnsi" w:hAnsiTheme="majorHAnsi" w:cstheme="majorHAnsi"/>
-          <w:sz w:val="28"/>
-          <w:szCs w:val="28"/>
-        </w:rPr>
-        <w:t xml:space="preserve">iện </w:t>
-      </w:r>
-      <w:r>
-        <w:rPr>
-          <w:rFonts w:asciiTheme="majorHAnsi" w:hAnsiTheme="majorHAnsi" w:cstheme="majorHAnsi"/>
-          <w:sz w:val="28"/>
-          <w:szCs w:val="28"/>
-        </w:rPr>
-        <w:t>L</w:t>
-      </w:r>
-      <w:r>
-        <w:rPr>
-          <w:rFonts w:asciiTheme="majorHAnsi" w:hAnsiTheme="majorHAnsi" w:cstheme="majorHAnsi"/>
-          <w:sz w:val="28"/>
-          <w:szCs w:val="28"/>
-        </w:rPr>
-        <w:t xml:space="preserve">ực lắp trạm biến thế điện </w:t>
+        <w:t>Đơn vị cung cấp điện</w:t>
+      </w:r>
+      <w:r>
+        <w:rPr>
+          <w:rFonts w:asciiTheme="majorHAnsi" w:hAnsiTheme="majorHAnsi" w:cstheme="majorHAnsi"/>
+          <w:sz w:val="28"/>
+          <w:szCs w:val="28"/>
+          <w:lang w:val="en-US"/>
+        </w:rPr>
+        <w:t xml:space="preserve"> về việc</w:t>
+      </w:r>
+      <w:r>
+        <w:rPr>
+          <w:rFonts w:asciiTheme="majorHAnsi" w:hAnsiTheme="majorHAnsi" w:cstheme="majorHAnsi"/>
+          <w:sz w:val="28"/>
+          <w:szCs w:val="28"/>
+        </w:rPr>
+        <w:t xml:space="preserve"> lắp trạm biến thế điện </w:t>
       </w:r>
       <w:r>
         <w:rPr>
@@ -4172,7 +4190,24 @@
           <w:sz w:val="28"/>
           <w:szCs w:val="28"/>
         </w:rPr>
-        <w:t>3 pha hoặc 01 pha để Bên B sử dụng hệ thống nguồn điện riêng;</w:t>
+        <w:t xml:space="preserve">3 pha hoặc 01 pha để Bên B </w:t>
+      </w:r>
+      <w:r>
+        <w:rPr>
+          <w:rFonts w:asciiTheme="majorHAnsi" w:hAnsiTheme="majorHAnsi" w:cstheme="majorHAnsi"/>
+          <w:sz w:val="28"/>
+          <w:szCs w:val="28"/>
+          <w:lang w:val="en-US"/>
+        </w:rPr>
+        <w:t>dùng</w:t>
+      </w:r>
+      <w:r>
+        <w:rPr>
+          <w:rFonts w:asciiTheme="majorHAnsi" w:hAnsiTheme="majorHAnsi" w:cstheme="majorHAnsi"/>
+          <w:sz w:val="28"/>
+          <w:szCs w:val="28"/>
+        </w:rPr>
+        <w:t xml:space="preserve"> hệ thống nguồn điện riêng;</w:t>
       </w:r>
     </w:p>
     <w:p>
@@ -4310,14 +4345,6 @@
           <w:sz w:val="28"/>
           <w:szCs w:val="28"/>
         </w:rPr>
-        <w:t xml:space="preserve">sử dụng </w:t>
-      </w:r>
-      <w:r>
-        <w:rPr>
-          <w:rFonts w:asciiTheme="majorHAnsi" w:hAnsiTheme="majorHAnsi" w:cstheme="majorHAnsi"/>
-          <w:sz w:val="28"/>
-          <w:szCs w:val="28"/>
-        </w:rPr>
         <w:t xml:space="preserve">lắp </w:t>
       </w:r>
       <w:r>
@@ -4453,7 +4480,24 @@
           <w:sz w:val="28"/>
           <w:szCs w:val="28"/>
         </w:rPr>
-        <w:t>Được toàn quyền sử dụng diện tích mặt bằng trên vào mục đích lắp đặt thiết bị kỹ thuật viễn thông phục vụ cho các hoạt động phát sóng di động của Bên B;</w:t>
+        <w:t xml:space="preserve">Được toàn quyền sử dụng diện tích mặt bằng </w:t>
+      </w:r>
+      <w:r>
+        <w:rPr>
+          <w:rFonts w:asciiTheme="majorHAnsi" w:hAnsiTheme="majorHAnsi" w:cstheme="majorHAnsi"/>
+          <w:sz w:val="28"/>
+          <w:szCs w:val="28"/>
+          <w:lang w:val="en-US"/>
+        </w:rPr>
+        <w:t xml:space="preserve">được giao </w:t>
+      </w:r>
+      <w:r>
+        <w:rPr>
+          <w:rFonts w:asciiTheme="majorHAnsi" w:hAnsiTheme="majorHAnsi" w:cstheme="majorHAnsi"/>
+          <w:sz w:val="28"/>
+          <w:szCs w:val="28"/>
+        </w:rPr>
+        <w:t>vào mục đích lắp đặt thiết bị kỹ thuật viễn thông phục vụ cho các hoạt động phát sóng di động của Bên B;</w:t>
       </w:r>
     </w:p>
     <w:p>
@@ -4482,36 +4526,57 @@
           <w:sz w:val="28"/>
           <w:szCs w:val="28"/>
         </w:rPr>
-        <w:t>Được phép cho các nhà mạng viễn thông khác thuê lại hạ tầng đã xây dựng trên phần diện tích đã được giao;</w:t>
-      </w:r>
-    </w:p>
-    <w:p>
-      <w:pPr>
-        <w:pStyle w:val="BodyText31"/>
-        <w:numPr>
-          <w:ilvl w:val="0"/>
-          <w:numId w:val="5"/>
-        </w:numPr>
-        <w:shd w:val="clear" w:color="auto" w:fill="auto"/>
-        <w:tabs>
-          <w:tab w:val="left" w:pos="598"/>
-        </w:tabs>
-        <w:spacing w:before="60" w:after="60" w:line="276" w:lineRule="auto"/>
-        <w:ind w:firstLine="284"/>
-        <w:jc w:val="both"/>
-        <w:rPr>
-          <w:rFonts w:asciiTheme="majorHAnsi" w:hAnsiTheme="majorHAnsi" w:cstheme="majorHAnsi"/>
-          <w:sz w:val="28"/>
-          <w:szCs w:val="28"/>
-        </w:rPr>
-      </w:pPr>
-      <w:r>
-        <w:rPr>
-          <w:rFonts w:asciiTheme="majorHAnsi" w:hAnsiTheme="majorHAnsi" w:cstheme="majorHAnsi"/>
-          <w:sz w:val="28"/>
-          <w:szCs w:val="28"/>
-        </w:rPr>
-        <w:t>Được quyền sử dụng các hạ tầng sẵn có để phục vụ cho quá trình xây lắp và quản lý khai thác nhà trạm viễn thông;</w:t>
+        <w:t xml:space="preserve">Được phép cho các nhà mạng viễn thông khác </w:t>
+      </w:r>
+      <w:r>
+        <w:rPr>
+          <w:rFonts w:asciiTheme="majorHAnsi" w:hAnsiTheme="majorHAnsi" w:cstheme="majorHAnsi"/>
+          <w:sz w:val="28"/>
+          <w:szCs w:val="28"/>
+        </w:rPr>
+        <w:t>sử dụng</w:t>
+      </w:r>
+      <w:r>
+        <w:rPr>
+          <w:rFonts w:asciiTheme="majorHAnsi" w:hAnsiTheme="majorHAnsi" w:cstheme="majorHAnsi"/>
+          <w:sz w:val="28"/>
+          <w:szCs w:val="28"/>
+        </w:rPr>
+        <w:t xml:space="preserve"> lại hạ tầng đã xây dựng </w:t>
+      </w:r>
+      <w:r>
+        <w:rPr>
+          <w:rFonts w:asciiTheme="majorHAnsi" w:hAnsiTheme="majorHAnsi" w:cstheme="majorHAnsi"/>
+          <w:sz w:val="28"/>
+          <w:szCs w:val="28"/>
+          <w:lang w:val="en-US"/>
+        </w:rPr>
+        <w:t>trong khu vực mặt bằng</w:t>
+      </w:r>
+      <w:r>
+        <w:rPr>
+          <w:rFonts w:asciiTheme="majorHAnsi" w:hAnsiTheme="majorHAnsi" w:cstheme="majorHAnsi"/>
+          <w:sz w:val="28"/>
+          <w:szCs w:val="28"/>
+        </w:rPr>
+        <w:t xml:space="preserve"> đã được</w:t>
+      </w:r>
+      <w:r>
+        <w:rPr>
+          <w:rFonts w:asciiTheme="majorHAnsi" w:hAnsiTheme="majorHAnsi" w:cstheme="majorHAnsi"/>
+          <w:sz w:val="28"/>
+          <w:szCs w:val="28"/>
+          <w:lang w:val="en-US"/>
+        </w:rPr>
+        <w:t xml:space="preserve"> Bên A</w:t>
+      </w:r>
+      <w:r>
+        <w:rPr>
+          <w:rFonts w:asciiTheme="majorHAnsi" w:hAnsiTheme="majorHAnsi" w:cstheme="majorHAnsi"/>
+          <w:sz w:val="28"/>
+          <w:szCs w:val="28"/>
+        </w:rPr>
+        <w:t xml:space="preserve"> giao;</w:t>
       </w:r>
     </w:p>
     <w:p>
@@ -4671,7 +4736,24 @@
           <w:sz w:val="28"/>
           <w:szCs w:val="28"/>
         </w:rPr>
-        <w:t>Có trách nhiệm sử dụng mặt bằng đúng nội dung và mục đích đã cam kết;</w:t>
+        <w:t xml:space="preserve">Có trách nhiệm sử dụng mặt bằng </w:t>
+      </w:r>
+      <w:r>
+        <w:rPr>
+          <w:rFonts w:asciiTheme="majorHAnsi" w:hAnsiTheme="majorHAnsi" w:cstheme="majorHAnsi"/>
+          <w:sz w:val="28"/>
+          <w:szCs w:val="28"/>
+          <w:lang w:val="en-US"/>
+        </w:rPr>
+        <w:t xml:space="preserve">được Bên A giao </w:t>
+      </w:r>
+      <w:r>
+        <w:rPr>
+          <w:rFonts w:asciiTheme="majorHAnsi" w:hAnsiTheme="majorHAnsi" w:cstheme="majorHAnsi"/>
+          <w:sz w:val="28"/>
+          <w:szCs w:val="28"/>
+        </w:rPr>
+        <w:t>đúng mục đích đã cam kết;</w:t>
       </w:r>
     </w:p>
     <w:p>
@@ -4732,7 +4814,24 @@
           <w:sz w:val="28"/>
           <w:szCs w:val="28"/>
         </w:rPr>
-        <w:t>. Trường hợp bên B thực hiện thi công ngoài tọa độ được giao mà ảnh hưởng đến hạ tầng hiện hữu</w:t>
+        <w:t xml:space="preserve">. Trường hợp bên B thực hiện thi công ngoài tọa độ được </w:t>
+      </w:r>
+      <w:r>
+        <w:rPr>
+          <w:rFonts w:asciiTheme="majorHAnsi" w:hAnsiTheme="majorHAnsi" w:cstheme="majorHAnsi"/>
+          <w:sz w:val="28"/>
+          <w:szCs w:val="28"/>
+          <w:lang w:val="en-US"/>
+        </w:rPr>
+        <w:t xml:space="preserve">Bên A </w:t>
+      </w:r>
+      <w:r>
+        <w:rPr>
+          <w:rFonts w:asciiTheme="majorHAnsi" w:hAnsiTheme="majorHAnsi" w:cstheme="majorHAnsi"/>
+          <w:sz w:val="28"/>
+          <w:szCs w:val="28"/>
+        </w:rPr>
+        <w:t>giao mà ảnh hưởng đến hạ tầng hiện hữu</w:t>
       </w:r>
       <w:r>
         <w:rPr>
@@ -5039,7 +5138,23 @@
           <w:sz w:val="28"/>
           <w:szCs w:val="28"/>
         </w:rPr>
-        <w:t>Cán bộ, công nhân viên Bên B khi đến trạm làm nhiệm vụ phải đeo thẻ, xuất trình giấy tờ khi vào trạm;</w:t>
+        <w:t xml:space="preserve">Chấp hành các quy định </w:t>
+      </w:r>
+      <w:r>
+        <w:rPr>
+          <w:rFonts w:asciiTheme="majorHAnsi" w:hAnsiTheme="majorHAnsi" w:cstheme="majorHAnsi"/>
+          <w:sz w:val="28"/>
+          <w:szCs w:val="28"/>
+        </w:rPr>
+        <w:t xml:space="preserve">của Bên A </w:t>
+      </w:r>
+      <w:r>
+        <w:rPr>
+          <w:rFonts w:asciiTheme="majorHAnsi" w:hAnsiTheme="majorHAnsi" w:cstheme="majorHAnsi"/>
+          <w:sz w:val="28"/>
+          <w:szCs w:val="28"/>
+        </w:rPr>
+        <w:t>về giữ gìn vệ sinh môi trường;</w:t>
       </w:r>
     </w:p>
     <w:p>
@@ -5068,24 +5183,7 @@
           <w:sz w:val="28"/>
           <w:szCs w:val="28"/>
         </w:rPr>
-        <w:lastRenderedPageBreak/>
-        <w:t xml:space="preserve">Trong thời gian </w:t>
-      </w:r>
-      <w:r>
-        <w:rPr>
-          <w:rFonts w:asciiTheme="majorHAnsi" w:hAnsiTheme="majorHAnsi" w:cstheme="majorHAnsi"/>
-          <w:sz w:val="28"/>
-          <w:szCs w:val="28"/>
-        </w:rPr>
-        <w:t>hiệu lực của biên bản thỏa thuận</w:t>
-      </w:r>
-      <w:r>
-        <w:rPr>
-          <w:rFonts w:asciiTheme="majorHAnsi" w:hAnsiTheme="majorHAnsi" w:cstheme="majorHAnsi"/>
-          <w:sz w:val="28"/>
-          <w:szCs w:val="28"/>
-        </w:rPr>
-        <w:t>, quá trình vận hành nếu xảy ra sự cố gây thiệt hại về người hoặc tài sản cho Bên thứ 3, thì Bên B phải hoàn toàn chịu trách nhiệm bồi thường thiệt hại sự cố đã gây ra;</w:t>
+        <w:t>Cán bộ, công nhân viên Bên B khi đến trạm làm nhiệm vụ phải đeo thẻ, xuất trình giấy tờ khi vào trạm;</w:t>
       </w:r>
     </w:p>
     <w:p>
@@ -5114,23 +5212,32 @@
           <w:sz w:val="28"/>
           <w:szCs w:val="28"/>
         </w:rPr>
-        <w:t xml:space="preserve">Chấp hành các quy định </w:t>
-      </w:r>
-      <w:r>
-        <w:rPr>
-          <w:rFonts w:asciiTheme="majorHAnsi" w:hAnsiTheme="majorHAnsi" w:cstheme="majorHAnsi"/>
-          <w:sz w:val="28"/>
-          <w:szCs w:val="28"/>
-        </w:rPr>
-        <w:t xml:space="preserve">của Bên A </w:t>
-      </w:r>
-      <w:r>
-        <w:rPr>
-          <w:rFonts w:asciiTheme="majorHAnsi" w:hAnsiTheme="majorHAnsi" w:cstheme="majorHAnsi"/>
-          <w:sz w:val="28"/>
-          <w:szCs w:val="28"/>
-        </w:rPr>
-        <w:t>về giữ gìn vệ sinh môi trường tại khu vực được thuê;</w:t>
+        <w:t xml:space="preserve">Trong thời gian </w:t>
+      </w:r>
+      <w:r>
+        <w:rPr>
+          <w:rFonts w:asciiTheme="majorHAnsi" w:hAnsiTheme="majorHAnsi" w:cstheme="majorHAnsi"/>
+          <w:sz w:val="28"/>
+          <w:szCs w:val="28"/>
+        </w:rPr>
+        <w:t>hiệu lực của biên bản thỏa thuận</w:t>
+      </w:r>
+      <w:r>
+        <w:rPr>
+          <w:rFonts w:asciiTheme="majorHAnsi" w:hAnsiTheme="majorHAnsi" w:cstheme="majorHAnsi"/>
+          <w:sz w:val="28"/>
+          <w:szCs w:val="28"/>
+        </w:rPr>
+        <w:t xml:space="preserve">, quá trình vận hành nếu xảy </w:t>
+      </w:r>
+      <w:r>
+        <w:rPr>
+          <w:rFonts w:asciiTheme="majorHAnsi" w:hAnsiTheme="majorHAnsi" w:cstheme="majorHAnsi"/>
+          <w:sz w:val="28"/>
+          <w:szCs w:val="28"/>
+        </w:rPr>
+        <w:lastRenderedPageBreak/>
+        <w:t>ra sự cố gây thiệt hại về người hoặc tài sản cho Bên thứ 3, thì Bên B phải hoàn toàn chịu trách nhiệm bồi thường thiệt hại sự cố đã gây ra;</w:t>
       </w:r>
     </w:p>
     <w:p>
@@ -5239,7 +5346,40 @@
           <w:sz w:val="28"/>
           <w:szCs w:val="28"/>
         </w:rPr>
-        <w:t xml:space="preserve"> Bên B cam kết chỉ thuê lại tuyến cáp của Bên A (với giá thuê phù hợp với thị trường tại thời điểm thuê).</w:t>
+        <w:t xml:space="preserve"> Bên B cam kết chỉ </w:t>
+      </w:r>
+      <w:r>
+        <w:rPr>
+          <w:rFonts w:asciiTheme="majorHAnsi" w:hAnsiTheme="majorHAnsi" w:cstheme="majorHAnsi"/>
+          <w:sz w:val="28"/>
+          <w:szCs w:val="28"/>
+        </w:rPr>
+        <w:t>sử dụng</w:t>
+      </w:r>
+      <w:r>
+        <w:rPr>
+          <w:rFonts w:asciiTheme="majorHAnsi" w:hAnsiTheme="majorHAnsi" w:cstheme="majorHAnsi"/>
+          <w:sz w:val="28"/>
+          <w:szCs w:val="28"/>
+        </w:rPr>
+        <w:t xml:space="preserve"> lại tuyến cáp của Bên A (với giá phù hợp với thị trường tại thời điểm </w:t>
+      </w:r>
+      <w:r>
+        <w:rPr>
+          <w:rFonts w:asciiTheme="majorHAnsi" w:hAnsiTheme="majorHAnsi" w:cstheme="majorHAnsi"/>
+          <w:sz w:val="28"/>
+          <w:szCs w:val="28"/>
+          <w:lang w:val="en-US"/>
+        </w:rPr>
+        <w:t>đó</w:t>
+      </w:r>
+      <w:r>
+        <w:rPr>
+          <w:rFonts w:asciiTheme="majorHAnsi" w:hAnsiTheme="majorHAnsi" w:cstheme="majorHAnsi"/>
+          <w:sz w:val="28"/>
+          <w:szCs w:val="28"/>
+        </w:rPr>
+        <w:t>).</w:t>
       </w:r>
     </w:p>
     <w:p>
@@ -5334,7 +5474,16 @@
           <w:sz w:val="28"/>
           <w:szCs w:val="28"/>
         </w:rPr>
-        <w:t>Nếu Bên A hoặc Bên B giải thể, trong trường hợp này thì các Bên cam kết hoàn tất các thủ tục hoàn trả, bàn giao thiết bị (nếu có) và thanh toán các khoản phát sinh trong toàn bộ thời gian sử dụng dịch vụ</w:t>
+        <w:t>Nếu Bên A hoặc Bên B giải thể, trong trường hợp này thì các Bên cam kết hoàn tất các thủ tục hoàn trả, bàn giao thiết bị (nếu có) và thanh toán các khoản phát sinh</w:t>
+      </w:r>
+      <w:r>
+        <w:rPr>
+          <w:rFonts w:asciiTheme="majorHAnsi" w:hAnsiTheme="majorHAnsi" w:cstheme="majorHAnsi"/>
+          <w:sz w:val="28"/>
+          <w:szCs w:val="28"/>
+          <w:lang w:val="en-US"/>
+        </w:rPr>
+        <w:t xml:space="preserve"> (nếu có)</w:t>
       </w:r>
       <w:r>
         <w:rPr>
@@ -5578,7 +5727,24 @@
           <w:sz w:val="28"/>
           <w:szCs w:val="28"/>
         </w:rPr>
-        <w:t xml:space="preserve">Nếu Bên A không nhận được phí phụ thu và các khoản khác trong vòng 30 ngày sau thời hạn thanh toán thì bên thuê phải chịu lãi suất quá hạn theo quy định của Ngân hàng Nhà </w:t>
+        <w:t xml:space="preserve">Nếu Bên A không nhận được phí phụ thu và các khoản khác trong vòng 30 ngày sau thời hạn thanh toán thì bên </w:t>
+      </w:r>
+      <w:r>
+        <w:rPr>
+          <w:rFonts w:asciiTheme="majorHAnsi" w:hAnsiTheme="majorHAnsi" w:cstheme="majorHAnsi"/>
+          <w:sz w:val="28"/>
+          <w:szCs w:val="28"/>
+          <w:lang w:val="en-US"/>
+        </w:rPr>
+        <w:t>B</w:t>
+      </w:r>
+      <w:r>
+        <w:rPr>
+          <w:rFonts w:asciiTheme="majorHAnsi" w:hAnsiTheme="majorHAnsi" w:cstheme="majorHAnsi"/>
+          <w:sz w:val="28"/>
+          <w:szCs w:val="28"/>
+        </w:rPr>
+        <w:t xml:space="preserve"> phải chịu lãi suất quá hạn theo quy định của Ngân hàng Nhà </w:t>
       </w:r>
       <w:r>
         <w:rPr>
@@ -5829,7 +5995,7 @@
           <w:sz w:val="28"/>
           <w:szCs w:val="28"/>
         </w:rPr>
-        <w:t>thuận không bị ảnh hưởng bởi sự kiện bất khả kháng</w:t>
+        <w:t>thuận không bị ảnh hưởng</w:t>
       </w:r>
       <w:r>
         <w:rPr>
@@ -5866,7 +6032,24 @@
           <w:sz w:val="28"/>
           <w:szCs w:val="28"/>
         </w:rPr>
-        <w:t xml:space="preserve">Hai Bên sẽ không bị bồi thường thiệt hại hay bị phạt, hoặc chấm dứt </w:t>
+        <w:t>Hai Bên sẽ không bị bồi thường thiệt hại hay bị phạt</w:t>
+      </w:r>
+      <w:r>
+        <w:rPr>
+          <w:rFonts w:asciiTheme="majorHAnsi" w:hAnsiTheme="majorHAnsi" w:cstheme="majorHAnsi"/>
+          <w:sz w:val="28"/>
+          <w:szCs w:val="28"/>
+          <w:lang w:val="en-US"/>
+        </w:rPr>
+        <w:t xml:space="preserve"> khi</w:t>
+      </w:r>
+      <w:r>
+        <w:rPr>
+          <w:rFonts w:asciiTheme="majorHAnsi" w:hAnsiTheme="majorHAnsi" w:cstheme="majorHAnsi"/>
+          <w:sz w:val="28"/>
+          <w:szCs w:val="28"/>
+        </w:rPr>
+        <w:t xml:space="preserve"> chấm dứt </w:t>
       </w:r>
       <w:r>
         <w:rPr>
@@ -5882,16 +6065,24 @@
           <w:sz w:val="28"/>
           <w:szCs w:val="28"/>
         </w:rPr>
-        <w:t xml:space="preserve">thuận trong những trường hợp bất khả kháng. Và hai Bên phải thông báo cho nhau bằng </w:t>
-      </w:r>
-      <w:r>
-        <w:rPr>
-          <w:rFonts w:asciiTheme="majorHAnsi" w:hAnsiTheme="majorHAnsi" w:cstheme="majorHAnsi"/>
-          <w:sz w:val="28"/>
-          <w:szCs w:val="28"/>
-        </w:rPr>
-        <w:lastRenderedPageBreak/>
-        <w:t>văn bản và cùng đồng thuận.</w:t>
+        <w:t xml:space="preserve">thuận trong những trường hợp bất khả kháng. </w:t>
+      </w:r>
+      <w:r>
+        <w:rPr>
+          <w:rFonts w:asciiTheme="majorHAnsi" w:hAnsiTheme="majorHAnsi" w:cstheme="majorHAnsi"/>
+          <w:sz w:val="28"/>
+          <w:szCs w:val="28"/>
+          <w:lang w:val="en-US"/>
+        </w:rPr>
+        <w:t>H</w:t>
+      </w:r>
+      <w:r>
+        <w:rPr>
+          <w:rFonts w:asciiTheme="majorHAnsi" w:hAnsiTheme="majorHAnsi" w:cstheme="majorHAnsi"/>
+          <w:sz w:val="28"/>
+          <w:szCs w:val="28"/>
+        </w:rPr>
+        <w:t>ai Bên phải thông báo cho nhau bằng văn bản và cùng đồng thuận.</w:t>
       </w:r>
     </w:p>
     <w:p>
@@ -5969,7 +6160,24 @@
           <w:sz w:val="28"/>
           <w:szCs w:val="28"/>
         </w:rPr>
-        <w:t xml:space="preserve">Hai Bên cam kết thực hiện những điều khoản trong </w:t>
+        <w:t xml:space="preserve">Hai Bên cam kết thực hiện </w:t>
+      </w:r>
+      <w:r>
+        <w:rPr>
+          <w:rFonts w:asciiTheme="majorHAnsi" w:hAnsiTheme="majorHAnsi" w:cstheme="majorHAnsi"/>
+          <w:sz w:val="28"/>
+          <w:szCs w:val="28"/>
+          <w:lang w:val="en-US"/>
+        </w:rPr>
+        <w:t xml:space="preserve">đúng </w:t>
+      </w:r>
+      <w:r>
+        <w:rPr>
+          <w:rFonts w:asciiTheme="majorHAnsi" w:hAnsiTheme="majorHAnsi" w:cstheme="majorHAnsi"/>
+          <w:sz w:val="28"/>
+          <w:szCs w:val="28"/>
+        </w:rPr>
+        <w:t xml:space="preserve">những điều khoản trong </w:t>
       </w:r>
       <w:r>
         <w:rPr>
@@ -6001,7 +6209,16 @@
           <w:sz w:val="28"/>
           <w:szCs w:val="28"/>
         </w:rPr>
-        <w:t>thuận này. Nếu có vướng mắc mỗi Bên thông báo cho nhau để cùng giải quyết. Trường hợp một Bên vi phạm gây thiệt hại cho Bên kia thì phải có trách nhiệm bồi hoàn thiệt hại đã gây ra;</w:t>
+        <w:t xml:space="preserve">thuận </w:t>
+      </w:r>
+      <w:r>
+        <w:rPr>
+          <w:rFonts w:asciiTheme="majorHAnsi" w:hAnsiTheme="majorHAnsi" w:cstheme="majorHAnsi"/>
+          <w:sz w:val="28"/>
+          <w:szCs w:val="28"/>
+        </w:rPr>
+        <w:lastRenderedPageBreak/>
+        <w:t>này. Nếu có vướng mắc mỗi Bên thông báo cho nhau để cùng giải quyết. Trường hợp một Bên vi phạm gây thiệt hại cho Bên kia thì phải có trách nhiệm bồi hoàn thiệt hại đã gây ra;</w:t>
       </w:r>
     </w:p>
     <w:p>
@@ -6358,7 +6575,24 @@
           <w:sz w:val="28"/>
           <w:szCs w:val="28"/>
         </w:rPr>
-        <w:t>thuận này phải được lập thành văn bản và có chữ ký đại diện hợp pháp của các Bên;</w:t>
+        <w:t xml:space="preserve">thuận này phải được lập thành văn bản và có chữ ký đại diện hợp pháp của </w:t>
+      </w:r>
+      <w:r>
+        <w:rPr>
+          <w:rFonts w:asciiTheme="majorHAnsi" w:hAnsiTheme="majorHAnsi" w:cstheme="majorHAnsi"/>
+          <w:sz w:val="28"/>
+          <w:szCs w:val="28"/>
+          <w:lang w:val="en-US"/>
+        </w:rPr>
+        <w:t>hai</w:t>
+      </w:r>
+      <w:r>
+        <w:rPr>
+          <w:rFonts w:asciiTheme="majorHAnsi" w:hAnsiTheme="majorHAnsi" w:cstheme="majorHAnsi"/>
+          <w:sz w:val="28"/>
+          <w:szCs w:val="28"/>
+        </w:rPr>
+        <w:t xml:space="preserve"> Bên;</w:t>
       </w:r>
     </w:p>
     <w:p>
@@ -6387,7 +6621,24 @@
           <w:sz w:val="28"/>
           <w:szCs w:val="28"/>
         </w:rPr>
-        <w:t>Việc giải quyết các tồn tại và phát sinh không được phép làm gián đoạn hoạt động của trạm, gây ảnh hưởng hoạt động của hệ thống kỹ thuật;</w:t>
+        <w:t xml:space="preserve">Việc giải quyết các </w:t>
+      </w:r>
+      <w:r>
+        <w:rPr>
+          <w:rFonts w:asciiTheme="majorHAnsi" w:hAnsiTheme="majorHAnsi" w:cstheme="majorHAnsi"/>
+          <w:sz w:val="28"/>
+          <w:szCs w:val="28"/>
+          <w:lang w:val="en-US"/>
+        </w:rPr>
+        <w:t>vướng mắc</w:t>
+      </w:r>
+      <w:r>
+        <w:rPr>
+          <w:rFonts w:asciiTheme="majorHAnsi" w:hAnsiTheme="majorHAnsi" w:cstheme="majorHAnsi"/>
+          <w:sz w:val="28"/>
+          <w:szCs w:val="28"/>
+        </w:rPr>
+        <w:t xml:space="preserve"> phát sinh không được phép làm gián đoạn hoạt động của trạm, gây ảnh hưởng hoạt động của hệ thống kỹ thuật;</w:t>
       </w:r>
     </w:p>
     <w:p>
@@ -6477,7 +6728,24 @@
           <w:sz w:val="28"/>
           <w:szCs w:val="28"/>
         </w:rPr>
-        <w:t xml:space="preserve">ên không có ý kiến khác coi như </w:t>
+        <w:t xml:space="preserve">ên không có ý kiến khác </w:t>
+      </w:r>
+      <w:r>
+        <w:rPr>
+          <w:rFonts w:asciiTheme="majorHAnsi" w:hAnsiTheme="majorHAnsi" w:cstheme="majorHAnsi"/>
+          <w:sz w:val="28"/>
+          <w:szCs w:val="28"/>
+          <w:lang w:val="en-US"/>
+        </w:rPr>
+        <w:t xml:space="preserve">bằng văn bản để thanh lý thì </w:t>
+      </w:r>
+      <w:r>
+        <w:rPr>
+          <w:rFonts w:asciiTheme="majorHAnsi" w:hAnsiTheme="majorHAnsi" w:cstheme="majorHAnsi"/>
+          <w:sz w:val="28"/>
+          <w:szCs w:val="28"/>
+        </w:rPr>
+        <w:t xml:space="preserve">coi như </w:t>
       </w:r>
       <w:r>
         <w:rPr>

--- a/Templates/BTS/BIÊN BẢN THỎA THUẬN BTS - Templates.docx
+++ b/Templates/BTS/BIÊN BẢN THỎA THUẬN BTS - Templates.docx
@@ -1890,7 +1890,7 @@
                 <w:color w:val="0D0D0D" w:themeColor="text1" w:themeTint="F2"/>
                 <w:szCs w:val="28"/>
               </w:rPr>
-              <w:t>Nguyễn Doãn Cường</w:t>
+              <w:t>NGUYỄN DOÃN CƯỜNG</w:t>
             </w:r>
             <w:r>
               <w:rPr>

--- a/Templates/BTS/BIÊN BẢN THỎA THUẬN BTS - Templates.docx
+++ b/Templates/BTS/BIÊN BẢN THỎA THUẬN BTS - Templates.docx
@@ -703,6 +703,7 @@
               </w:tabs>
               <w:spacing w:before="40" w:after="40"/>
               <w:contextualSpacing/>
+              <w:jc w:val="both"/>
               <w:rPr>
                 <w:rFonts w:eastAsia="Times New Roman" w:cs="Times New Roman"/>
                 <w:szCs w:val="28"/>
@@ -713,16 +714,40 @@
               <w:rPr>
                 <w:rFonts w:eastAsia="Times New Roman" w:cs="Times New Roman"/>
                 <w:szCs w:val="28"/>
-              </w:rPr>
-              <w:t xml:space="preserve">Quốc lộ 14, Tổ 8, Khu phố 3, phường Chơn Thành, </w:t>
+                <w:lang w:val="en-US"/>
+              </w:rPr>
+              <w:t>QL</w:t>
             </w:r>
             <w:r>
               <w:rPr>
                 <w:rFonts w:eastAsia="Times New Roman" w:cs="Times New Roman"/>
                 <w:szCs w:val="28"/>
+              </w:rPr>
+              <w:t xml:space="preserve">14, Tổ 8, Khu phố 3, phường Chơn Thành, </w:t>
+            </w:r>
+            <w:r>
+              <w:rPr>
+                <w:rFonts w:eastAsia="Times New Roman" w:cs="Times New Roman"/>
+                <w:szCs w:val="28"/>
                 <w:lang w:val="en-US"/>
               </w:rPr>
-              <w:t>tỉnh Đồng Nai</w:t>
+              <w:t>t</w:t>
+            </w:r>
+            <w:r>
+              <w:rPr>
+                <w:rFonts w:eastAsia="Times New Roman" w:cs="Times New Roman"/>
+                <w:szCs w:val="28"/>
+                <w:lang w:val="en-US"/>
+              </w:rPr>
+              <w:t>hành phố</w:t>
+            </w:r>
+            <w:r>
+              <w:rPr>
+                <w:rFonts w:eastAsia="Times New Roman" w:cs="Times New Roman"/>
+                <w:szCs w:val="28"/>
+                <w:lang w:val="en-US"/>
+              </w:rPr>
+              <w:t xml:space="preserve"> Đồng Nai</w:t>
             </w:r>
           </w:p>
         </w:tc>
@@ -1456,6 +1481,7 @@
                 <w:color w:val="0D0D0D" w:themeColor="text1" w:themeTint="F2"/>
                 <w:szCs w:val="28"/>
                 <w:shd w:val="clear" w:color="auto" w:fill="FFFFFF"/>
+                <w:lang w:val="en-US"/>
               </w:rPr>
             </w:pPr>
             <w:r>
@@ -1463,7 +1489,7 @@
                 <w:color w:val="0D0D0D" w:themeColor="text1" w:themeTint="F2"/>
                 <w:szCs w:val="28"/>
               </w:rPr>
-              <w:t>Số 10, đường D, KDC Chánh Nghĩa, phường Thủ Dầu Một, thành phố Hồ Chí Minh, Việt Nam</w:t>
+              <w:t>Số 10, đường D, KDC Chánh Nghĩa, phường Thủ Dầu Một, thành phố Hồ Chí Minh</w:t>
             </w:r>
           </w:p>
         </w:tc>
@@ -2451,7 +2477,20 @@
               <w:rPr>
                 <w:szCs w:val="28"/>
               </w:rPr>
-              <w:t>{{L11}}</w:t>
+              <w:t>{{L1</w:t>
+            </w:r>
+            <w:r>
+              <w:rPr>
+                <w:szCs w:val="28"/>
+                <w:lang w:val="en-US"/>
+              </w:rPr>
+              <w:t>2</w:t>
+            </w:r>
+            <w:r>
+              <w:rPr>
+                <w:szCs w:val="28"/>
+              </w:rPr>
+              <w:t>}}</w:t>
             </w:r>
           </w:p>
         </w:tc>
@@ -2477,7 +2516,20 @@
               <w:rPr>
                 <w:szCs w:val="28"/>
               </w:rPr>
-              <w:t>{{L12}}</w:t>
+              <w:t>{{L1</w:t>
+            </w:r>
+            <w:r>
+              <w:rPr>
+                <w:szCs w:val="28"/>
+                <w:lang w:val="en-US"/>
+              </w:rPr>
+              <w:t>1</w:t>
+            </w:r>
+            <w:r>
+              <w:rPr>
+                <w:szCs w:val="28"/>
+              </w:rPr>
+              <w:t>}}</w:t>
             </w:r>
           </w:p>
         </w:tc>
@@ -2558,7 +2610,20 @@
               <w:rPr>
                 <w:szCs w:val="28"/>
               </w:rPr>
-              <w:t>{{L21}}</w:t>
+              <w:t>{{L2</w:t>
+            </w:r>
+            <w:r>
+              <w:rPr>
+                <w:szCs w:val="28"/>
+                <w:lang w:val="en-US"/>
+              </w:rPr>
+              <w:t>2</w:t>
+            </w:r>
+            <w:r>
+              <w:rPr>
+                <w:szCs w:val="28"/>
+              </w:rPr>
+              <w:t>}}</w:t>
             </w:r>
           </w:p>
         </w:tc>
@@ -2584,7 +2649,20 @@
               <w:rPr>
                 <w:szCs w:val="28"/>
               </w:rPr>
-              <w:t>{{L22}}</w:t>
+              <w:t>{{L2</w:t>
+            </w:r>
+            <w:r>
+              <w:rPr>
+                <w:szCs w:val="28"/>
+                <w:lang w:val="en-US"/>
+              </w:rPr>
+              <w:t>1</w:t>
+            </w:r>
+            <w:r>
+              <w:rPr>
+                <w:szCs w:val="28"/>
+              </w:rPr>
+              <w:t>}}</w:t>
             </w:r>
           </w:p>
         </w:tc>
@@ -2664,7 +2742,20 @@
               <w:rPr>
                 <w:szCs w:val="28"/>
               </w:rPr>
-              <w:t>{{L31}}</w:t>
+              <w:t>{{L3</w:t>
+            </w:r>
+            <w:r>
+              <w:rPr>
+                <w:szCs w:val="28"/>
+                <w:lang w:val="en-US"/>
+              </w:rPr>
+              <w:t>2</w:t>
+            </w:r>
+            <w:r>
+              <w:rPr>
+                <w:szCs w:val="28"/>
+              </w:rPr>
+              <w:t>}}</w:t>
             </w:r>
           </w:p>
         </w:tc>
@@ -2690,7 +2781,20 @@
               <w:rPr>
                 <w:szCs w:val="28"/>
               </w:rPr>
-              <w:t>{{L32}}</w:t>
+              <w:t>{{L3</w:t>
+            </w:r>
+            <w:r>
+              <w:rPr>
+                <w:szCs w:val="28"/>
+                <w:lang w:val="en-US"/>
+              </w:rPr>
+              <w:t>1</w:t>
+            </w:r>
+            <w:r>
+              <w:rPr>
+                <w:szCs w:val="28"/>
+              </w:rPr>
+              <w:t>}}</w:t>
             </w:r>
           </w:p>
         </w:tc>
@@ -2770,7 +2874,20 @@
               <w:rPr>
                 <w:szCs w:val="28"/>
               </w:rPr>
-              <w:t>{{L41}}</w:t>
+              <w:t>{{L4</w:t>
+            </w:r>
+            <w:r>
+              <w:rPr>
+                <w:szCs w:val="28"/>
+                <w:lang w:val="en-US"/>
+              </w:rPr>
+              <w:t>2</w:t>
+            </w:r>
+            <w:r>
+              <w:rPr>
+                <w:szCs w:val="28"/>
+              </w:rPr>
+              <w:t>}}</w:t>
             </w:r>
           </w:p>
         </w:tc>
@@ -2796,7 +2913,20 @@
               <w:rPr>
                 <w:szCs w:val="28"/>
               </w:rPr>
-              <w:t>{{L42}}</w:t>
+              <w:t>{{L4</w:t>
+            </w:r>
+            <w:r>
+              <w:rPr>
+                <w:szCs w:val="28"/>
+                <w:lang w:val="en-US"/>
+              </w:rPr>
+              <w:t>1</w:t>
+            </w:r>
+            <w:r>
+              <w:rPr>
+                <w:szCs w:val="28"/>
+              </w:rPr>
+              <w:t>}}</w:t>
             </w:r>
           </w:p>
         </w:tc>
